--- a/CST-239 Milestone3 .docx
+++ b/CST-239 Milestone3 .docx
@@ -494,15 +494,7 @@
     </w:p>
     <w:p>
       <w:r>
-        <w:t xml:space="preserve">The StoreFront class has the </w:t>
-      </w:r>
-      <w:proofErr w:type="gramStart"/>
-      <w:r>
-        <w:t>main(</w:t>
-      </w:r>
-      <w:proofErr w:type="gramEnd"/>
-      <w:r>
-        <w:t>) function and presents a menu that lets the user view products, buy products, view the shopping basket, return products or exit the application. The user input is handled in a loop until the user wants to quit.</w:t>
+        <w:t>The StoreFront class has the main() function and presents a menu that lets the user view products, buy products, view the shopping basket, return products or exit the application. The user input is handled in a loop until the user wants to quit.</w:t>
       </w:r>
     </w:p>
     <w:p>
@@ -1022,6 +1014,9 @@
         <w:pStyle w:val="isselectedend"/>
       </w:pPr>
       <w:r>
+        <w:rPr>
+          <w:noProof/>
+        </w:rPr>
         <w:lastRenderedPageBreak/>
         <w:drawing>
           <wp:inline distT="0" distB="0" distL="0" distR="0" wp14:anchorId="0862406C" wp14:editId="45CE3507">
@@ -1105,14 +1100,9 @@
       <w:r>
         <w:br/>
       </w:r>
-      <w:hyperlink r:id="rId15" w:history="1">
-        <w:r>
-          <w:rPr>
-            <w:rStyle w:val="Hyperlink"/>
-          </w:rPr>
-          <w:t>https://www.loom.com/share/0314f20740354073aedb821b0ba30096</w:t>
-        </w:r>
-      </w:hyperlink>
+      <w:r>
+        <w:t>To be added</w:t>
+      </w:r>
     </w:p>
     <w:p>
       <w:pPr>
@@ -1134,14 +1124,9 @@
       <w:r>
         <w:br/>
       </w:r>
-      <w:hyperlink r:id="rId16" w:history="1">
-        <w:r>
-          <w:rPr>
-            <w:rStyle w:val="Hyperlink"/>
-          </w:rPr>
-          <w:t>https://www.loom.com/share/eff47b7753e94868b909f63446124eff</w:t>
-        </w:r>
-      </w:hyperlink>
+      <w:r>
+        <w:t>To be added</w:t>
+      </w:r>
     </w:p>
     <w:p>
       <w:pPr>
@@ -1169,14 +1154,9 @@
       <w:r>
         <w:br/>
       </w:r>
-      <w:hyperlink r:id="rId17" w:history="1">
-        <w:r>
-          <w:rPr>
-            <w:rStyle w:val="Hyperlink"/>
-          </w:rPr>
-          <w:t>https://github.com/nejlaybr/Milestone2</w:t>
-        </w:r>
-      </w:hyperlink>
+      <w:r>
+        <w:t>https://github.com/nejlaybr/Milestone3</w:t>
+      </w:r>
     </w:p>
     <w:p>
       <w:pPr>
@@ -1192,15 +1172,20 @@
       </w:r>
     </w:p>
     <w:p>
-      <w:r>
+      <w:pPr>
         <w:rPr>
           <w:noProof/>
         </w:rPr>
+      </w:pPr>
+      <w:r>
+        <w:rPr>
+          <w:noProof/>
+        </w:rPr>
         <w:drawing>
-          <wp:inline distT="0" distB="0" distL="0" distR="0" wp14:anchorId="0E41324A" wp14:editId="6FED6C42">
+          <wp:inline distT="0" distB="0" distL="0" distR="0" wp14:anchorId="77BA8182" wp14:editId="53D96D40">
             <wp:extent cx="5943600" cy="3536315"/>
             <wp:effectExtent l="0" t="0" r="0" b="6985"/>
-            <wp:docPr id="163943470" name="Picture 1"/>
+            <wp:docPr id="219464572" name="Picture 1"/>
             <wp:cNvGraphicFramePr>
               <a:graphicFrameLocks xmlns:a="http://schemas.openxmlformats.org/drawingml/2006/main" noChangeAspect="1"/>
             </wp:cNvGraphicFramePr>
@@ -1208,11 +1193,11 @@
               <a:graphicData uri="http://schemas.openxmlformats.org/drawingml/2006/picture">
                 <pic:pic xmlns:pic="http://schemas.openxmlformats.org/drawingml/2006/picture">
                   <pic:nvPicPr>
-                    <pic:cNvPr id="163943470" name=""/>
+                    <pic:cNvPr id="219464572" name=""/>
                     <pic:cNvPicPr/>
                   </pic:nvPicPr>
                   <pic:blipFill>
-                    <a:blip r:embed="rId18"/>
+                    <a:blip r:embed="rId15"/>
                     <a:stretch>
                       <a:fillRect/>
                     </a:stretch>

--- a/CST-239 Milestone3 .docx
+++ b/CST-239 Milestone3 .docx
@@ -232,7 +232,6 @@
           <w:szCs w:val="27"/>
           <w14:ligatures w14:val="none"/>
         </w:rPr>
-        <w:lastRenderedPageBreak/>
         <w:t>Description</w:t>
       </w:r>
     </w:p>
@@ -394,7 +393,6 @@
           <w:b/>
           <w:bCs/>
         </w:rPr>
-        <w:lastRenderedPageBreak/>
         <w:t>Flowchart Screenshot</w:t>
       </w:r>
     </w:p>
@@ -473,23 +471,7 @@
     </w:p>
     <w:p>
       <w:r>
-        <w:t xml:space="preserve">The Fantasy Game Store application is a Java menu-driven program that allows the user to interact with a virtual game store. When the application starts, the </w:t>
-      </w:r>
-      <w:proofErr w:type="spellStart"/>
-      <w:r>
-        <w:t>InventoryManager</w:t>
-      </w:r>
-      <w:proofErr w:type="spellEnd"/>
-      <w:r>
-        <w:t xml:space="preserve"> will fill the store inventory with a handful of products such as weapons, armor, and health items. A </w:t>
-      </w:r>
-      <w:proofErr w:type="spellStart"/>
-      <w:r>
-        <w:t>ShoppingCart</w:t>
-      </w:r>
-      <w:proofErr w:type="spellEnd"/>
-      <w:r>
-        <w:t xml:space="preserve"> object is also instantiated to contain the products picked by the user.</w:t>
+        <w:t>The Fantasy Game Store application is a Java menu-driven program that allows the user to interact with a virtual game store. When the application starts, the InventoryManager will fill the store inventory with a handful of products such as weapons, armor, and health items. A ShoppingCart object is also instantiated to contain the products picked by the user.</w:t>
       </w:r>
     </w:p>
     <w:p>
@@ -499,116 +481,27 @@
     </w:p>
     <w:p>
       <w:r>
-        <w:t xml:space="preserve">The </w:t>
-      </w:r>
-      <w:proofErr w:type="spellStart"/>
-      <w:r>
-        <w:t>InventoryManager</w:t>
-      </w:r>
-      <w:proofErr w:type="spellEnd"/>
-      <w:r>
-        <w:t xml:space="preserve"> class handles all the products offered in the store. It maintains products in an </w:t>
-      </w:r>
-      <w:proofErr w:type="spellStart"/>
-      <w:r>
-        <w:t>ArrayList</w:t>
-      </w:r>
-      <w:proofErr w:type="spellEnd"/>
-      <w:r>
-        <w:t xml:space="preserve"> of </w:t>
-      </w:r>
-      <w:proofErr w:type="spellStart"/>
-      <w:r>
-        <w:t>SalableProduct</w:t>
-      </w:r>
-      <w:proofErr w:type="spellEnd"/>
-      <w:r>
-        <w:t xml:space="preserve"> objects and has methods to show, add, remove and get products from the inventory.</w:t>
-      </w:r>
-    </w:p>
-    <w:p>
-      <w:r>
-        <w:t xml:space="preserve">The </w:t>
-      </w:r>
-      <w:proofErr w:type="spellStart"/>
-      <w:r>
-        <w:t>ShoppingCart</w:t>
-      </w:r>
-      <w:proofErr w:type="spellEnd"/>
-      <w:r>
-        <w:t xml:space="preserve"> class is responsible for the products the user selects. At time of purchase can be added to the cart and when returned can be taken away. You can always look at the items of your shopping cart.</w:t>
-      </w:r>
-    </w:p>
-    <w:p>
-      <w:r>
-        <w:lastRenderedPageBreak/>
-        <w:t xml:space="preserve">The </w:t>
-      </w:r>
-      <w:proofErr w:type="spellStart"/>
-      <w:r>
-        <w:t>SalableProduct</w:t>
-      </w:r>
-      <w:proofErr w:type="spellEnd"/>
-      <w:r>
-        <w:t xml:space="preserve"> class is the base class for all products in the store. The Weapon, Armor and Health classes inherit from </w:t>
-      </w:r>
-      <w:proofErr w:type="spellStart"/>
-      <w:r>
-        <w:t>SalableProduct</w:t>
-      </w:r>
-      <w:proofErr w:type="spellEnd"/>
-      <w:r>
-        <w:t xml:space="preserve"> and add their own specialized properties. This shows inheritance and reuse of code.</w:t>
-      </w:r>
-    </w:p>
-    <w:p>
-      <w:r>
-        <w:t xml:space="preserve">The application also exhibits polymorphism, since Weapon, Armor and Health objects are saved and retrieved via </w:t>
-      </w:r>
-      <w:proofErr w:type="spellStart"/>
-      <w:r>
-        <w:t>SalableProduct</w:t>
-      </w:r>
-      <w:proofErr w:type="spellEnd"/>
-      <w:r>
-        <w:t xml:space="preserve"> references. Both </w:t>
-      </w:r>
-      <w:proofErr w:type="spellStart"/>
-      <w:r>
-        <w:t>InventoryManager</w:t>
-      </w:r>
-      <w:proofErr w:type="spellEnd"/>
-      <w:r>
-        <w:t xml:space="preserve"> and </w:t>
-      </w:r>
-      <w:proofErr w:type="spellStart"/>
-      <w:r>
-        <w:t>ShoppingCart</w:t>
-      </w:r>
-      <w:proofErr w:type="spellEnd"/>
-      <w:r>
-        <w:t xml:space="preserve"> classes have collections of </w:t>
-      </w:r>
-      <w:proofErr w:type="spellStart"/>
-      <w:r>
-        <w:t>SalableProduct</w:t>
-      </w:r>
-      <w:proofErr w:type="spellEnd"/>
-      <w:r>
-        <w:t xml:space="preserve"> objects. This is composition.</w:t>
-      </w:r>
-    </w:p>
-    <w:p>
-      <w:r>
-        <w:t xml:space="preserve">The </w:t>
-      </w:r>
-      <w:proofErr w:type="spellStart"/>
-      <w:r>
-        <w:t>SalableProduct</w:t>
-      </w:r>
-      <w:proofErr w:type="spellEnd"/>
-      <w:r>
-        <w:t xml:space="preserve"> class implements Comparable. Products are compared alphabetically by name, case insensitive, then by price if product names are the same.</w:t>
+        <w:t>The InventoryManager class handles all the products offered in the store. It maintains products in an ArrayList of SalableProduct objects and has methods to show, add, remove and get products from the inventory.</w:t>
+      </w:r>
+    </w:p>
+    <w:p>
+      <w:r>
+        <w:t>The ShoppingCart class is responsible for the products the user selects. At time of purchase can be added to the cart and when returned can be taken away. You can always look at the items of your shopping cart.</w:t>
+      </w:r>
+    </w:p>
+    <w:p>
+      <w:r>
+        <w:t>The SalableProduct class is the base class for all products in the store. The Weapon, Armor and Health classes inherit from SalableProduct and add their own specialized properties. This shows inheritance and reuse of code.</w:t>
+      </w:r>
+    </w:p>
+    <w:p>
+      <w:r>
+        <w:t>The application also exhibits polymorphism, since Weapon, Armor and Health objects are saved and retrieved via SalableProduct references. Both InventoryManager and ShoppingCart classes have collections of SalableProduct objects. This is composition.</w:t>
+      </w:r>
+    </w:p>
+    <w:p>
+      <w:r>
+        <w:t>The SalableProduct class implements Comparable. Products are compared alphabetically by name, case insensitive, then by price if product names are the same.</w:t>
       </w:r>
     </w:p>
     <w:p>
@@ -695,7 +588,6 @@
     <w:p/>
     <w:p>
       <w:r>
-        <w:lastRenderedPageBreak/>
         <w:t xml:space="preserve">Screenshot2 </w:t>
       </w:r>
     </w:p>
@@ -796,7 +688,6 @@
         </w:rPr>
       </w:pPr>
       <w:r>
-        <w:lastRenderedPageBreak/>
         <w:t xml:space="preserve">Screenshot4 </w:t>
       </w:r>
     </w:p>
@@ -899,7 +790,6 @@
         <w:pStyle w:val="isselectedend"/>
       </w:pPr>
       <w:r>
-        <w:lastRenderedPageBreak/>
         <w:t>Screenshot6</w:t>
       </w:r>
     </w:p>
@@ -953,15 +843,7 @@
         <w:pStyle w:val="isselectedend"/>
       </w:pPr>
       <w:r>
-        <w:t xml:space="preserve">Screenshot/ </w:t>
-      </w:r>
-      <w:proofErr w:type="spellStart"/>
-      <w:r>
-        <w:t>JavaDoc</w:t>
-      </w:r>
-      <w:proofErr w:type="spellEnd"/>
-      <w:r>
-        <w:t xml:space="preserve"> Documentation</w:t>
+        <w:t>Screenshot/ JavaDoc Documentation</w:t>
       </w:r>
     </w:p>
     <w:p>
@@ -1017,7 +899,6 @@
         <w:rPr>
           <w:noProof/>
         </w:rPr>
-        <w:lastRenderedPageBreak/>
         <w:drawing>
           <wp:inline distT="0" distB="0" distL="0" distR="0" wp14:anchorId="0862406C" wp14:editId="45CE3507">
             <wp:extent cx="5943600" cy="3536315"/>
@@ -1098,10 +979,63 @@
         <w:t>Part 1 Video:</w:t>
       </w:r>
       <w:r>
+        <w:t xml:space="preserve"> </w:t>
+      </w:r>
+      <w:hyperlink r:id="rId15" w:history="1">
+        <w:r>
+          <w:rPr>
+            <w:rStyle w:val="Hyperlink"/>
+          </w:rPr>
+          <w:t>https://www.loom.com/share/94878bf49bdc4b5494c28e4f4ee74909</w:t>
+        </w:r>
+      </w:hyperlink>
+    </w:p>
+    <w:p>
+      <w:pPr>
+        <w:pStyle w:val="isselectedend"/>
+      </w:pPr>
+      <w:r>
+        <w:t xml:space="preserve">Screenshot1 </w:t>
+      </w:r>
+      <w:r>
         <w:br/>
       </w:r>
       <w:r>
-        <w:t>To be added</w:t>
+        <w:drawing>
+          <wp:inline distT="0" distB="0" distL="0" distR="0" wp14:anchorId="6D5E3D19" wp14:editId="535ADC72">
+            <wp:extent cx="9144067" cy="4914936"/>
+            <wp:effectExtent l="0" t="0" r="0" b="0"/>
+            <wp:docPr id="1211430989" name="Picture 1"/>
+            <wp:cNvGraphicFramePr>
+              <a:graphicFrameLocks xmlns:a="http://schemas.openxmlformats.org/drawingml/2006/main" noChangeAspect="1"/>
+            </wp:cNvGraphicFramePr>
+            <a:graphic xmlns:a="http://schemas.openxmlformats.org/drawingml/2006/main">
+              <a:graphicData uri="http://schemas.openxmlformats.org/drawingml/2006/picture">
+                <pic:pic xmlns:pic="http://schemas.openxmlformats.org/drawingml/2006/picture">
+                  <pic:nvPicPr>
+                    <pic:cNvPr id="1211430989" name=""/>
+                    <pic:cNvPicPr/>
+                  </pic:nvPicPr>
+                  <pic:blipFill>
+                    <a:blip r:embed="rId16"/>
+                    <a:stretch>
+                      <a:fillRect/>
+                    </a:stretch>
+                  </pic:blipFill>
+                  <pic:spPr>
+                    <a:xfrm>
+                      <a:off x="0" y="0"/>
+                      <a:ext cx="9144067" cy="4914936"/>
+                    </a:xfrm>
+                    <a:prstGeom prst="rect">
+                      <a:avLst/>
+                    </a:prstGeom>
+                  </pic:spPr>
+                </pic:pic>
+              </a:graphicData>
+            </a:graphic>
+          </wp:inline>
+        </w:drawing>
       </w:r>
     </w:p>
     <w:p>
@@ -1122,16 +1056,59 @@
         <w:t>Part 2 Video:</w:t>
       </w:r>
       <w:r>
+        <w:t xml:space="preserve"> </w:t>
+      </w:r>
+      <w:r>
+        <w:t>https://www.loom.com/share/502b636c060a4e18a08c683beeeb3f3c</w:t>
+      </w:r>
+      <w:r>
         <w:br/>
       </w:r>
       <w:r>
-        <w:t>To be added</w:t>
+        <w:t>Screenshot2</w:t>
       </w:r>
     </w:p>
     <w:p>
       <w:pPr>
         <w:pStyle w:val="NormalWeb"/>
       </w:pPr>
+      <w:r>
+        <w:drawing>
+          <wp:inline distT="0" distB="0" distL="0" distR="0" wp14:anchorId="39D37DB4" wp14:editId="018A3B42">
+            <wp:extent cx="9144067" cy="4914936"/>
+            <wp:effectExtent l="0" t="0" r="0" b="0"/>
+            <wp:docPr id="740413836" name="Picture 1"/>
+            <wp:cNvGraphicFramePr>
+              <a:graphicFrameLocks xmlns:a="http://schemas.openxmlformats.org/drawingml/2006/main" noChangeAspect="1"/>
+            </wp:cNvGraphicFramePr>
+            <a:graphic xmlns:a="http://schemas.openxmlformats.org/drawingml/2006/main">
+              <a:graphicData uri="http://schemas.openxmlformats.org/drawingml/2006/picture">
+                <pic:pic xmlns:pic="http://schemas.openxmlformats.org/drawingml/2006/picture">
+                  <pic:nvPicPr>
+                    <pic:cNvPr id="740413836" name=""/>
+                    <pic:cNvPicPr/>
+                  </pic:nvPicPr>
+                  <pic:blipFill>
+                    <a:blip r:embed="rId17"/>
+                    <a:stretch>
+                      <a:fillRect/>
+                    </a:stretch>
+                  </pic:blipFill>
+                  <pic:spPr>
+                    <a:xfrm>
+                      <a:off x="0" y="0"/>
+                      <a:ext cx="9144067" cy="4914936"/>
+                    </a:xfrm>
+                    <a:prstGeom prst="rect">
+                      <a:avLst/>
+                    </a:prstGeom>
+                  </pic:spPr>
+                </pic:pic>
+              </a:graphicData>
+            </a:graphic>
+          </wp:inline>
+        </w:drawing>
+      </w:r>
     </w:p>
     <w:p>
       <w:pPr>
@@ -1197,7 +1174,7 @@
                     <pic:cNvPicPr/>
                   </pic:nvPicPr>
                   <pic:blipFill>
-                    <a:blip r:embed="rId15"/>
+                    <a:blip r:embed="rId18"/>
                     <a:stretch>
                       <a:fillRect/>
                     </a:stretch>
